--- a/EJERCICIOS DE LOS ALUMNOS/DAVID/Ejercicios en word/SQL CON INNERJOIN.docx
+++ b/EJERCICIOS DE LOS ALUMNOS/DAVID/Ejercicios en word/SQL CON INNERJOIN.docx
@@ -3,8 +3,1230 @@
 <w:document xmlns:wpc="http://schemas.microsoft.com/office/word/2010/wordprocessingCanvas" xmlns:cx="http://schemas.microsoft.com/office/drawing/2014/chartex" xmlns:cx1="http://schemas.microsoft.com/office/drawing/2015/9/8/chartex" xmlns:cx2="http://schemas.microsoft.com/office/drawing/2015/10/21/chartex" xmlns:cx3="http://schemas.microsoft.com/office/drawing/2016/5/9/chartex" xmlns:cx4="http://schemas.microsoft.com/office/drawing/2016/5/10/chartex" xmlns:cx5="http://schemas.microsoft.com/office/drawing/2016/5/11/chartex" xmlns:cx6="http://schemas.microsoft.com/office/drawing/2016/5/12/chartex" xmlns:cx7="http://schemas.microsoft.com/office/drawing/2016/5/13/chartex" xmlns:cx8="http://schemas.microsoft.com/office/drawing/2016/5/14/chartex" xmlns:mc="http://schemas.openxmlformats.org/markup-compatibility/2006" xmlns:aink="http://schemas.microsoft.com/office/drawing/2016/ink" xmlns:am3d="http://schemas.microsoft.com/office/drawing/2017/model3d" xmlns:o="urn:schemas-microsoft-com:office:office" xmlns:oel="http://schemas.microsoft.com/office/2019/extlst" xmlns:r="http://schemas.openxmlformats.org/officeDocument/2006/relationships" xmlns:m="http://schemas.openxmlformats.org/officeDocument/2006/math" xmlns:v="urn:schemas-microsoft-com:vml" xmlns:wp14="http://schemas.microsoft.com/office/word/2010/wordprocessingDrawing" xmlns:wp="http://schemas.openxmlformats.org/drawingml/2006/wordprocessingDrawing" xmlns:w10="urn:schemas-microsoft-com:office:word" xmlns:w="http://schemas.openxmlformats.org/wordprocessingml/2006/main" xmlns:w14="http://schemas.microsoft.com/office/word/2010/wordml" xmlns:w15="http://schemas.microsoft.com/office/word/2012/wordml" xmlns:w16cex="http://schemas.microsoft.com/office/word/2018/wordml/cex" xmlns:w16cid="http://schemas.microsoft.com/office/word/2016/wordml/cid" xmlns:w16="http://schemas.microsoft.com/office/word/2018/wordml" xmlns:w16du="http://schemas.microsoft.com/office/word/2023/wordml/word16du" xmlns:w16sdtdh="http://schemas.microsoft.com/office/word/2020/wordml/sdtdatahash" xmlns:w16sdtfl="http://schemas.microsoft.com/office/word/2024/wordml/sdtformatlock" xmlns:w16se="http://schemas.microsoft.com/office/word/2015/wordml/symex" xmlns:wpg="http://schemas.microsoft.com/office/word/2010/wordprocessingGroup" xmlns:wpi="http://schemas.microsoft.com/office/word/2010/wordprocessingInk" xmlns:wne="http://schemas.microsoft.com/office/word/2006/wordml" xmlns:wps="http://schemas.microsoft.com/office/word/2010/wordprocessingShape" mc:Ignorable="w14 w15 w16se w16cid w16 w16cex w16sdtdh w16sdtfl w16du wp14">
   <w:body>
     <w:p>
-      <w:r>
-        <w:t>informe completo que agrupe por ciudad, cuente los alumnos, sume sus facturas y cuente sus asistencias, filtrando solo las ciudades que empiezan por "B".</w:t>
+      <w:pPr>
+        <w:spacing w:before="100" w:beforeAutospacing="1" w:after="100" w:afterAutospacing="1" w:line="240" w:lineRule="auto"/>
+        <w:outlineLvl w:val="1"/>
+        <w:rPr>
+          <w:rFonts w:ascii="Times New Roman" w:eastAsia="Times New Roman" w:hAnsi="Times New Roman" w:cs="Times New Roman"/>
+          <w:b/>
+          <w:bCs/>
+          <w:kern w:val="0"/>
+          <w:sz w:val="36"/>
+          <w:szCs w:val="36"/>
+          <w:lang w:eastAsia="es-ES"/>
+          <w14:ligatures w14:val="none"/>
+        </w:rPr>
+      </w:pPr>
+      <w:r>
+        <w:rPr>
+          <w:rFonts w:ascii="Times New Roman" w:eastAsia="Times New Roman" w:hAnsi="Times New Roman" w:cs="Times New Roman"/>
+          <w:b/>
+          <w:bCs/>
+          <w:kern w:val="0"/>
+          <w:sz w:val="36"/>
+          <w:szCs w:val="36"/>
+          <w:lang w:eastAsia="es-ES"/>
+          <w14:ligatures w14:val="none"/>
+        </w:rPr>
+        <w:t>1. Funcionalidad del Script</w:t>
+      </w:r>
+    </w:p>
+    <w:p>
+      <w:pPr>
+        <w:spacing w:before="100" w:beforeAutospacing="1" w:after="100" w:afterAutospacing="1" w:line="240" w:lineRule="auto"/>
+        <w:rPr>
+          <w:rFonts w:ascii="Times New Roman" w:eastAsia="Times New Roman" w:hAnsi="Times New Roman" w:cs="Times New Roman"/>
+          <w:kern w:val="0"/>
+          <w:lang w:eastAsia="es-ES"/>
+          <w14:ligatures w14:val="none"/>
+        </w:rPr>
+      </w:pPr>
+      <w:r>
+        <w:rPr>
+          <w:rFonts w:ascii="Times New Roman" w:eastAsia="Times New Roman" w:hAnsi="Times New Roman" w:cs="Times New Roman"/>
+          <w:kern w:val="0"/>
+          <w:lang w:eastAsia="es-ES"/>
+          <w14:ligatures w14:val="none"/>
+        </w:rPr>
+        <w:t xml:space="preserve">El objetivo primordial de esta consulta es realizar un </w:t>
+      </w:r>
+      <w:r>
+        <w:rPr>
+          <w:rFonts w:ascii="Times New Roman" w:eastAsia="Times New Roman" w:hAnsi="Times New Roman" w:cs="Times New Roman"/>
+          <w:b/>
+          <w:bCs/>
+          <w:kern w:val="0"/>
+          <w:lang w:eastAsia="es-ES"/>
+          <w14:ligatures w14:val="none"/>
+        </w:rPr>
+        <w:t>análisis multidimensional</w:t>
+      </w:r>
+      <w:r>
+        <w:rPr>
+          <w:rFonts w:ascii="Times New Roman" w:eastAsia="Times New Roman" w:hAnsi="Times New Roman" w:cs="Times New Roman"/>
+          <w:kern w:val="0"/>
+          <w:lang w:eastAsia="es-ES"/>
+          <w14:ligatures w14:val="none"/>
+        </w:rPr>
+        <w:t xml:space="preserve"> de la actividad académica y financiera. Sus funciones principales son:</w:t>
+      </w:r>
+    </w:p>
+    <w:p>
+      <w:pPr>
+        <w:numPr>
+          <w:ilvl w:val="0"/>
+          <w:numId w:val="1"/>
+        </w:numPr>
+        <w:spacing w:before="100" w:beforeAutospacing="1" w:after="100" w:afterAutospacing="1" w:line="240" w:lineRule="auto"/>
+        <w:rPr>
+          <w:rFonts w:ascii="Times New Roman" w:eastAsia="Times New Roman" w:hAnsi="Times New Roman" w:cs="Times New Roman"/>
+          <w:kern w:val="0"/>
+          <w:lang w:eastAsia="es-ES"/>
+          <w14:ligatures w14:val="none"/>
+        </w:rPr>
+      </w:pPr>
+      <w:r>
+        <w:rPr>
+          <w:rFonts w:ascii="Times New Roman" w:eastAsia="Times New Roman" w:hAnsi="Times New Roman" w:cs="Times New Roman"/>
+          <w:b/>
+          <w:bCs/>
+          <w:kern w:val="0"/>
+          <w:lang w:eastAsia="es-ES"/>
+          <w14:ligatures w14:val="none"/>
+        </w:rPr>
+        <w:t>Segmentación Geográfica:</w:t>
+      </w:r>
+      <w:r>
+        <w:rPr>
+          <w:rFonts w:ascii="Times New Roman" w:eastAsia="Times New Roman" w:hAnsi="Times New Roman" w:cs="Times New Roman"/>
+          <w:kern w:val="0"/>
+          <w:lang w:eastAsia="es-ES"/>
+          <w14:ligatures w14:val="none"/>
+        </w:rPr>
+        <w:t xml:space="preserve"> Filtra la información para centrarse exclusivamente en sedes específicas (en este caso, aquellas que comienzan con la letra "B").</w:t>
+      </w:r>
+    </w:p>
+    <w:p>
+      <w:pPr>
+        <w:numPr>
+          <w:ilvl w:val="0"/>
+          <w:numId w:val="1"/>
+        </w:numPr>
+        <w:spacing w:before="100" w:beforeAutospacing="1" w:after="100" w:afterAutospacing="1" w:line="240" w:lineRule="auto"/>
+        <w:rPr>
+          <w:rFonts w:ascii="Times New Roman" w:eastAsia="Times New Roman" w:hAnsi="Times New Roman" w:cs="Times New Roman"/>
+          <w:kern w:val="0"/>
+          <w:lang w:eastAsia="es-ES"/>
+          <w14:ligatures w14:val="none"/>
+        </w:rPr>
+      </w:pPr>
+      <w:r>
+        <w:rPr>
+          <w:rFonts w:ascii="Times New Roman" w:eastAsia="Times New Roman" w:hAnsi="Times New Roman" w:cs="Times New Roman"/>
+          <w:b/>
+          <w:bCs/>
+          <w:kern w:val="0"/>
+          <w:lang w:eastAsia="es-ES"/>
+          <w14:ligatures w14:val="none"/>
+        </w:rPr>
+        <w:t>Consolidación Financiera:</w:t>
+      </w:r>
+      <w:r>
+        <w:rPr>
+          <w:rFonts w:ascii="Times New Roman" w:eastAsia="Times New Roman" w:hAnsi="Times New Roman" w:cs="Times New Roman"/>
+          <w:kern w:val="0"/>
+          <w:lang w:eastAsia="es-ES"/>
+          <w14:ligatures w14:val="none"/>
+        </w:rPr>
+        <w:t xml:space="preserve"> Agrega los montos de todas las facturas asociadas a los alumnos de dichas sedes para determinar el volumen de ingresos.</w:t>
+      </w:r>
+    </w:p>
+    <w:p>
+      <w:pPr>
+        <w:numPr>
+          <w:ilvl w:val="0"/>
+          <w:numId w:val="1"/>
+        </w:numPr>
+        <w:spacing w:before="100" w:beforeAutospacing="1" w:after="100" w:afterAutospacing="1" w:line="240" w:lineRule="auto"/>
+        <w:rPr>
+          <w:rFonts w:ascii="Times New Roman" w:eastAsia="Times New Roman" w:hAnsi="Times New Roman" w:cs="Times New Roman"/>
+          <w:kern w:val="0"/>
+          <w:lang w:eastAsia="es-ES"/>
+          <w14:ligatures w14:val="none"/>
+        </w:rPr>
+      </w:pPr>
+      <w:r>
+        <w:rPr>
+          <w:rFonts w:ascii="Times New Roman" w:eastAsia="Times New Roman" w:hAnsi="Times New Roman" w:cs="Times New Roman"/>
+          <w:b/>
+          <w:bCs/>
+          <w:kern w:val="0"/>
+          <w:lang w:eastAsia="es-ES"/>
+          <w14:ligatures w14:val="none"/>
+        </w:rPr>
+        <w:t>Censo de Población Estudiantil:</w:t>
+      </w:r>
+      <w:r>
+        <w:rPr>
+          <w:rFonts w:ascii="Times New Roman" w:eastAsia="Times New Roman" w:hAnsi="Times New Roman" w:cs="Times New Roman"/>
+          <w:kern w:val="0"/>
+          <w:lang w:eastAsia="es-ES"/>
+          <w14:ligatures w14:val="none"/>
+        </w:rPr>
+        <w:t xml:space="preserve"> Identifica de forma unívoca cuántos alumnos han interactuado con el sistema en cada ciudad.</w:t>
+      </w:r>
+    </w:p>
+    <w:p>
+      <w:pPr>
+        <w:numPr>
+          <w:ilvl w:val="0"/>
+          <w:numId w:val="1"/>
+        </w:numPr>
+        <w:spacing w:before="100" w:beforeAutospacing="1" w:after="100" w:afterAutospacing="1" w:line="240" w:lineRule="auto"/>
+        <w:rPr>
+          <w:rFonts w:ascii="Times New Roman" w:eastAsia="Times New Roman" w:hAnsi="Times New Roman" w:cs="Times New Roman"/>
+          <w:kern w:val="0"/>
+          <w:lang w:eastAsia="es-ES"/>
+          <w14:ligatures w14:val="none"/>
+        </w:rPr>
+      </w:pPr>
+      <w:r>
+        <w:rPr>
+          <w:rFonts w:ascii="Times New Roman" w:eastAsia="Times New Roman" w:hAnsi="Times New Roman" w:cs="Times New Roman"/>
+          <w:b/>
+          <w:bCs/>
+          <w:kern w:val="0"/>
+          <w:lang w:eastAsia="es-ES"/>
+          <w14:ligatures w14:val="none"/>
+        </w:rPr>
+        <w:t>Cuantificación de la Presencia:</w:t>
+      </w:r>
+      <w:r>
+        <w:rPr>
+          <w:rFonts w:ascii="Times New Roman" w:eastAsia="Times New Roman" w:hAnsi="Times New Roman" w:cs="Times New Roman"/>
+          <w:kern w:val="0"/>
+          <w:lang w:eastAsia="es-ES"/>
+          <w14:ligatures w14:val="none"/>
+        </w:rPr>
+        <w:t xml:space="preserve"> Mide el volumen total de registros de asistencia para evaluar el nivel de participación en los cursos.</w:t>
+      </w:r>
+    </w:p>
+    <w:p>
+      <w:pPr>
+        <w:spacing w:after="0" w:line="240" w:lineRule="auto"/>
+        <w:rPr>
+          <w:rFonts w:ascii="Times New Roman" w:eastAsia="Times New Roman" w:hAnsi="Times New Roman" w:cs="Times New Roman"/>
+          <w:kern w:val="0"/>
+          <w:lang w:eastAsia="es-ES"/>
+          <w14:ligatures w14:val="none"/>
+        </w:rPr>
+      </w:pPr>
+      <w:r>
+        <w:rPr>
+          <w:rFonts w:ascii="Times New Roman" w:eastAsia="Times New Roman" w:hAnsi="Times New Roman" w:cs="Times New Roman"/>
+          <w:kern w:val="0"/>
+          <w:lang w:eastAsia="es-ES"/>
+          <w14:ligatures w14:val="none"/>
+        </w:rPr>
+        <w:pict w14:anchorId="3AEC7D8F">
+          <v:rect id="_x0000_i1025" style="width:0;height:1.5pt" o:hralign="center" o:hrstd="t" o:hr="t" fillcolor="#a0a0a0" stroked="f"/>
+        </w:pict>
+      </w:r>
+    </w:p>
+    <w:p>
+      <w:pPr>
+        <w:spacing w:before="100" w:beforeAutospacing="1" w:after="100" w:afterAutospacing="1" w:line="240" w:lineRule="auto"/>
+        <w:outlineLvl w:val="1"/>
+        <w:rPr>
+          <w:rFonts w:ascii="Times New Roman" w:eastAsia="Times New Roman" w:hAnsi="Times New Roman" w:cs="Times New Roman"/>
+          <w:b/>
+          <w:bCs/>
+          <w:kern w:val="0"/>
+          <w:sz w:val="36"/>
+          <w:szCs w:val="36"/>
+          <w:lang w:eastAsia="es-ES"/>
+          <w14:ligatures w14:val="none"/>
+        </w:rPr>
+      </w:pPr>
+      <w:r>
+        <w:rPr>
+          <w:rFonts w:ascii="Times New Roman" w:eastAsia="Times New Roman" w:hAnsi="Times New Roman" w:cs="Times New Roman"/>
+          <w:b/>
+          <w:bCs/>
+          <w:kern w:val="0"/>
+          <w:sz w:val="36"/>
+          <w:szCs w:val="36"/>
+          <w:lang w:eastAsia="es-ES"/>
+          <w14:ligatures w14:val="none"/>
+        </w:rPr>
+        <w:t>2. Arquitectura y Construcción del Código</w:t>
+      </w:r>
+    </w:p>
+    <w:p>
+      <w:pPr>
+        <w:spacing w:before="100" w:beforeAutospacing="1" w:after="100" w:afterAutospacing="1" w:line="240" w:lineRule="auto"/>
+        <w:rPr>
+          <w:rFonts w:ascii="Times New Roman" w:eastAsia="Times New Roman" w:hAnsi="Times New Roman" w:cs="Times New Roman"/>
+          <w:kern w:val="0"/>
+          <w:lang w:eastAsia="es-ES"/>
+          <w14:ligatures w14:val="none"/>
+        </w:rPr>
+      </w:pPr>
+      <w:r>
+        <w:rPr>
+          <w:rFonts w:ascii="Times New Roman" w:eastAsia="Times New Roman" w:hAnsi="Times New Roman" w:cs="Times New Roman"/>
+          <w:kern w:val="0"/>
+          <w:lang w:eastAsia="es-ES"/>
+          <w14:ligatures w14:val="none"/>
+        </w:rPr>
+        <w:t xml:space="preserve">La estructura del script sigue el estándar </w:t>
+      </w:r>
+      <w:r>
+        <w:rPr>
+          <w:rFonts w:ascii="Times New Roman" w:eastAsia="Times New Roman" w:hAnsi="Times New Roman" w:cs="Times New Roman"/>
+          <w:b/>
+          <w:bCs/>
+          <w:kern w:val="0"/>
+          <w:lang w:eastAsia="es-ES"/>
+          <w14:ligatures w14:val="none"/>
+        </w:rPr>
+        <w:t>ANSI SQL</w:t>
+      </w:r>
+      <w:r>
+        <w:rPr>
+          <w:rFonts w:ascii="Times New Roman" w:eastAsia="Times New Roman" w:hAnsi="Times New Roman" w:cs="Times New Roman"/>
+          <w:kern w:val="0"/>
+          <w:lang w:eastAsia="es-ES"/>
+          <w14:ligatures w14:val="none"/>
+        </w:rPr>
+        <w:t xml:space="preserve"> y se divide en cuatro capas lógicas:</w:t>
+      </w:r>
+    </w:p>
+    <w:p>
+      <w:pPr>
+        <w:spacing w:before="100" w:beforeAutospacing="1" w:after="100" w:afterAutospacing="1" w:line="240" w:lineRule="auto"/>
+        <w:outlineLvl w:val="2"/>
+        <w:rPr>
+          <w:rFonts w:ascii="Times New Roman" w:eastAsia="Times New Roman" w:hAnsi="Times New Roman" w:cs="Times New Roman"/>
+          <w:b/>
+          <w:bCs/>
+          <w:kern w:val="0"/>
+          <w:sz w:val="27"/>
+          <w:szCs w:val="27"/>
+          <w:lang w:eastAsia="es-ES"/>
+          <w14:ligatures w14:val="none"/>
+        </w:rPr>
+      </w:pPr>
+      <w:r>
+        <w:rPr>
+          <w:rFonts w:ascii="Times New Roman" w:eastAsia="Times New Roman" w:hAnsi="Times New Roman" w:cs="Times New Roman"/>
+          <w:b/>
+          <w:bCs/>
+          <w:kern w:val="0"/>
+          <w:sz w:val="27"/>
+          <w:szCs w:val="27"/>
+          <w:lang w:eastAsia="es-ES"/>
+          <w14:ligatures w14:val="none"/>
+        </w:rPr>
+        <w:t>A. Capa de Selección y Agregación (</w:t>
+      </w:r>
+      <w:r>
+        <w:rPr>
+          <w:rFonts w:ascii="Courier New" w:eastAsia="Times New Roman" w:hAnsi="Courier New" w:cs="Courier New"/>
+          <w:b/>
+          <w:bCs/>
+          <w:kern w:val="0"/>
+          <w:sz w:val="20"/>
+          <w:szCs w:val="20"/>
+          <w:lang w:eastAsia="es-ES"/>
+          <w14:ligatures w14:val="none"/>
+        </w:rPr>
+        <w:t>SELECT</w:t>
+      </w:r>
+      <w:r>
+        <w:rPr>
+          <w:rFonts w:ascii="Times New Roman" w:eastAsia="Times New Roman" w:hAnsi="Times New Roman" w:cs="Times New Roman"/>
+          <w:b/>
+          <w:bCs/>
+          <w:kern w:val="0"/>
+          <w:sz w:val="27"/>
+          <w:szCs w:val="27"/>
+          <w:lang w:eastAsia="es-ES"/>
+          <w14:ligatures w14:val="none"/>
+        </w:rPr>
+        <w:t>)</w:t>
+      </w:r>
+    </w:p>
+    <w:p>
+      <w:pPr>
+        <w:spacing w:before="100" w:beforeAutospacing="1" w:after="100" w:afterAutospacing="1" w:line="240" w:lineRule="auto"/>
+        <w:rPr>
+          <w:rFonts w:ascii="Times New Roman" w:eastAsia="Times New Roman" w:hAnsi="Times New Roman" w:cs="Times New Roman"/>
+          <w:kern w:val="0"/>
+          <w:lang w:eastAsia="es-ES"/>
+          <w14:ligatures w14:val="none"/>
+        </w:rPr>
+      </w:pPr>
+      <w:r>
+        <w:rPr>
+          <w:rFonts w:ascii="Times New Roman" w:eastAsia="Times New Roman" w:hAnsi="Times New Roman" w:cs="Times New Roman"/>
+          <w:kern w:val="0"/>
+          <w:lang w:eastAsia="es-ES"/>
+          <w14:ligatures w14:val="none"/>
+        </w:rPr>
+        <w:t xml:space="preserve">En esta sección se definen las métricas de salida. Se utilizan </w:t>
+      </w:r>
+      <w:r>
+        <w:rPr>
+          <w:rFonts w:ascii="Times New Roman" w:eastAsia="Times New Roman" w:hAnsi="Times New Roman" w:cs="Times New Roman"/>
+          <w:b/>
+          <w:bCs/>
+          <w:kern w:val="0"/>
+          <w:lang w:eastAsia="es-ES"/>
+          <w14:ligatures w14:val="none"/>
+        </w:rPr>
+        <w:t>Funciones de Agregado</w:t>
+      </w:r>
+      <w:r>
+        <w:rPr>
+          <w:rFonts w:ascii="Times New Roman" w:eastAsia="Times New Roman" w:hAnsi="Times New Roman" w:cs="Times New Roman"/>
+          <w:kern w:val="0"/>
+          <w:lang w:eastAsia="es-ES"/>
+          <w14:ligatures w14:val="none"/>
+        </w:rPr>
+        <w:t>, que son herramientas que procesan un conjunto de valores para devolver un único resultado:</w:t>
+      </w:r>
+    </w:p>
+    <w:p>
+      <w:pPr>
+        <w:numPr>
+          <w:ilvl w:val="0"/>
+          <w:numId w:val="2"/>
+        </w:numPr>
+        <w:spacing w:before="100" w:beforeAutospacing="1" w:after="100" w:afterAutospacing="1" w:line="240" w:lineRule="auto"/>
+        <w:rPr>
+          <w:rFonts w:ascii="Times New Roman" w:eastAsia="Times New Roman" w:hAnsi="Times New Roman" w:cs="Times New Roman"/>
+          <w:kern w:val="0"/>
+          <w:lang w:eastAsia="es-ES"/>
+          <w14:ligatures w14:val="none"/>
+        </w:rPr>
+      </w:pPr>
+      <w:proofErr w:type="gramStart"/>
+      <w:r>
+        <w:rPr>
+          <w:rFonts w:ascii="Courier New" w:eastAsia="Times New Roman" w:hAnsi="Courier New" w:cs="Courier New"/>
+          <w:kern w:val="0"/>
+          <w:sz w:val="20"/>
+          <w:szCs w:val="20"/>
+          <w:lang w:eastAsia="es-ES"/>
+          <w14:ligatures w14:val="none"/>
+        </w:rPr>
+        <w:t>COUNT(</w:t>
+      </w:r>
+      <w:proofErr w:type="gramEnd"/>
+      <w:r>
+        <w:rPr>
+          <w:rFonts w:ascii="Courier New" w:eastAsia="Times New Roman" w:hAnsi="Courier New" w:cs="Courier New"/>
+          <w:kern w:val="0"/>
+          <w:sz w:val="20"/>
+          <w:szCs w:val="20"/>
+          <w:lang w:eastAsia="es-ES"/>
+          <w14:ligatures w14:val="none"/>
+        </w:rPr>
+        <w:t xml:space="preserve">DISTINCT </w:t>
+      </w:r>
+      <w:proofErr w:type="spellStart"/>
+      <w:r>
+        <w:rPr>
+          <w:rFonts w:ascii="Courier New" w:eastAsia="Times New Roman" w:hAnsi="Courier New" w:cs="Courier New"/>
+          <w:kern w:val="0"/>
+          <w:sz w:val="20"/>
+          <w:szCs w:val="20"/>
+          <w:lang w:eastAsia="es-ES"/>
+          <w14:ligatures w14:val="none"/>
+        </w:rPr>
+        <w:t>a.id</w:t>
+      </w:r>
+      <w:proofErr w:type="spellEnd"/>
+      <w:r>
+        <w:rPr>
+          <w:rFonts w:ascii="Courier New" w:eastAsia="Times New Roman" w:hAnsi="Courier New" w:cs="Courier New"/>
+          <w:kern w:val="0"/>
+          <w:sz w:val="20"/>
+          <w:szCs w:val="20"/>
+          <w:lang w:eastAsia="es-ES"/>
+          <w14:ligatures w14:val="none"/>
+        </w:rPr>
+        <w:t>)</w:t>
+      </w:r>
+      <w:r>
+        <w:rPr>
+          <w:rFonts w:ascii="Times New Roman" w:eastAsia="Times New Roman" w:hAnsi="Times New Roman" w:cs="Times New Roman"/>
+          <w:kern w:val="0"/>
+          <w:lang w:eastAsia="es-ES"/>
+          <w14:ligatures w14:val="none"/>
+        </w:rPr>
+        <w:t>: Función de conteo con discriminador de duplicados. Evita que un alumno sea contado dos veces si posee múltiples facturas o asistencias.</w:t>
+      </w:r>
+    </w:p>
+    <w:p>
+      <w:pPr>
+        <w:numPr>
+          <w:ilvl w:val="0"/>
+          <w:numId w:val="2"/>
+        </w:numPr>
+        <w:spacing w:before="100" w:beforeAutospacing="1" w:after="100" w:afterAutospacing="1" w:line="240" w:lineRule="auto"/>
+        <w:rPr>
+          <w:rFonts w:ascii="Times New Roman" w:eastAsia="Times New Roman" w:hAnsi="Times New Roman" w:cs="Times New Roman"/>
+          <w:kern w:val="0"/>
+          <w:lang w:eastAsia="es-ES"/>
+          <w14:ligatures w14:val="none"/>
+        </w:rPr>
+      </w:pPr>
+      <w:r>
+        <w:rPr>
+          <w:rFonts w:ascii="Courier New" w:eastAsia="Times New Roman" w:hAnsi="Courier New" w:cs="Courier New"/>
+          <w:kern w:val="0"/>
+          <w:sz w:val="20"/>
+          <w:szCs w:val="20"/>
+          <w:lang w:eastAsia="es-ES"/>
+          <w14:ligatures w14:val="none"/>
+        </w:rPr>
+        <w:t>SUM(</w:t>
+      </w:r>
+      <w:proofErr w:type="spellStart"/>
+      <w:proofErr w:type="gramStart"/>
+      <w:r>
+        <w:rPr>
+          <w:rFonts w:ascii="Courier New" w:eastAsia="Times New Roman" w:hAnsi="Courier New" w:cs="Courier New"/>
+          <w:kern w:val="0"/>
+          <w:sz w:val="20"/>
+          <w:szCs w:val="20"/>
+          <w:lang w:eastAsia="es-ES"/>
+          <w14:ligatures w14:val="none"/>
+        </w:rPr>
+        <w:t>f.importe</w:t>
+      </w:r>
+      <w:proofErr w:type="spellEnd"/>
+      <w:proofErr w:type="gramEnd"/>
+      <w:r>
+        <w:rPr>
+          <w:rFonts w:ascii="Courier New" w:eastAsia="Times New Roman" w:hAnsi="Courier New" w:cs="Courier New"/>
+          <w:kern w:val="0"/>
+          <w:sz w:val="20"/>
+          <w:szCs w:val="20"/>
+          <w:lang w:eastAsia="es-ES"/>
+          <w14:ligatures w14:val="none"/>
+        </w:rPr>
+        <w:t>)</w:t>
+      </w:r>
+      <w:r>
+        <w:rPr>
+          <w:rFonts w:ascii="Times New Roman" w:eastAsia="Times New Roman" w:hAnsi="Times New Roman" w:cs="Times New Roman"/>
+          <w:kern w:val="0"/>
+          <w:lang w:eastAsia="es-ES"/>
+          <w14:ligatures w14:val="none"/>
+        </w:rPr>
+        <w:t>: Función de sumatoria aritmética que acumula los valores decimales de la columna importe.</w:t>
+      </w:r>
+    </w:p>
+    <w:p>
+      <w:pPr>
+        <w:numPr>
+          <w:ilvl w:val="0"/>
+          <w:numId w:val="2"/>
+        </w:numPr>
+        <w:spacing w:before="100" w:beforeAutospacing="1" w:after="100" w:afterAutospacing="1" w:line="240" w:lineRule="auto"/>
+        <w:rPr>
+          <w:rFonts w:ascii="Times New Roman" w:eastAsia="Times New Roman" w:hAnsi="Times New Roman" w:cs="Times New Roman"/>
+          <w:kern w:val="0"/>
+          <w:lang w:eastAsia="es-ES"/>
+          <w14:ligatures w14:val="none"/>
+        </w:rPr>
+      </w:pPr>
+      <w:proofErr w:type="gramStart"/>
+      <w:r>
+        <w:rPr>
+          <w:rFonts w:ascii="Courier New" w:eastAsia="Times New Roman" w:hAnsi="Courier New" w:cs="Courier New"/>
+          <w:kern w:val="0"/>
+          <w:sz w:val="20"/>
+          <w:szCs w:val="20"/>
+          <w:lang w:eastAsia="es-ES"/>
+          <w14:ligatures w14:val="none"/>
+        </w:rPr>
+        <w:t>COUNT(</w:t>
+      </w:r>
+      <w:proofErr w:type="spellStart"/>
+      <w:proofErr w:type="gramEnd"/>
+      <w:r>
+        <w:rPr>
+          <w:rFonts w:ascii="Courier New" w:eastAsia="Times New Roman" w:hAnsi="Courier New" w:cs="Courier New"/>
+          <w:kern w:val="0"/>
+          <w:sz w:val="20"/>
+          <w:szCs w:val="20"/>
+          <w:lang w:eastAsia="es-ES"/>
+          <w14:ligatures w14:val="none"/>
+        </w:rPr>
+        <w:t>asi.id</w:t>
+      </w:r>
+      <w:proofErr w:type="spellEnd"/>
+      <w:r>
+        <w:rPr>
+          <w:rFonts w:ascii="Courier New" w:eastAsia="Times New Roman" w:hAnsi="Courier New" w:cs="Courier New"/>
+          <w:kern w:val="0"/>
+          <w:sz w:val="20"/>
+          <w:szCs w:val="20"/>
+          <w:lang w:eastAsia="es-ES"/>
+          <w14:ligatures w14:val="none"/>
+        </w:rPr>
+        <w:t>)</w:t>
+      </w:r>
+      <w:r>
+        <w:rPr>
+          <w:rFonts w:ascii="Times New Roman" w:eastAsia="Times New Roman" w:hAnsi="Times New Roman" w:cs="Times New Roman"/>
+          <w:kern w:val="0"/>
+          <w:lang w:eastAsia="es-ES"/>
+          <w14:ligatures w14:val="none"/>
+        </w:rPr>
+        <w:t>: Función de conteo simple para totalizar las entradas en el registro de asistencia.</w:t>
+      </w:r>
+    </w:p>
+    <w:p>
+      <w:pPr>
+        <w:spacing w:before="100" w:beforeAutospacing="1" w:after="100" w:afterAutospacing="1" w:line="240" w:lineRule="auto"/>
+        <w:outlineLvl w:val="2"/>
+        <w:rPr>
+          <w:rFonts w:ascii="Times New Roman" w:eastAsia="Times New Roman" w:hAnsi="Times New Roman" w:cs="Times New Roman"/>
+          <w:b/>
+          <w:bCs/>
+          <w:kern w:val="0"/>
+          <w:sz w:val="27"/>
+          <w:szCs w:val="27"/>
+          <w:lang w:eastAsia="es-ES"/>
+          <w14:ligatures w14:val="none"/>
+        </w:rPr>
+      </w:pPr>
+      <w:r>
+        <w:rPr>
+          <w:rFonts w:ascii="Times New Roman" w:eastAsia="Times New Roman" w:hAnsi="Times New Roman" w:cs="Times New Roman"/>
+          <w:b/>
+          <w:bCs/>
+          <w:kern w:val="0"/>
+          <w:sz w:val="27"/>
+          <w:szCs w:val="27"/>
+          <w:lang w:eastAsia="es-ES"/>
+          <w14:ligatures w14:val="none"/>
+        </w:rPr>
+        <w:t>B. Capa de Relación de Entidades (</w:t>
+      </w:r>
+      <w:r>
+        <w:rPr>
+          <w:rFonts w:ascii="Courier New" w:eastAsia="Times New Roman" w:hAnsi="Courier New" w:cs="Courier New"/>
+          <w:b/>
+          <w:bCs/>
+          <w:kern w:val="0"/>
+          <w:sz w:val="20"/>
+          <w:szCs w:val="20"/>
+          <w:lang w:eastAsia="es-ES"/>
+          <w14:ligatures w14:val="none"/>
+        </w:rPr>
+        <w:t>FROM</w:t>
+      </w:r>
+      <w:r>
+        <w:rPr>
+          <w:rFonts w:ascii="Times New Roman" w:eastAsia="Times New Roman" w:hAnsi="Times New Roman" w:cs="Times New Roman"/>
+          <w:b/>
+          <w:bCs/>
+          <w:kern w:val="0"/>
+          <w:sz w:val="27"/>
+          <w:szCs w:val="27"/>
+          <w:lang w:eastAsia="es-ES"/>
+          <w14:ligatures w14:val="none"/>
+        </w:rPr>
+        <w:t xml:space="preserve"> e </w:t>
+      </w:r>
+      <w:r>
+        <w:rPr>
+          <w:rFonts w:ascii="Courier New" w:eastAsia="Times New Roman" w:hAnsi="Courier New" w:cs="Courier New"/>
+          <w:b/>
+          <w:bCs/>
+          <w:kern w:val="0"/>
+          <w:sz w:val="20"/>
+          <w:szCs w:val="20"/>
+          <w:lang w:eastAsia="es-ES"/>
+          <w14:ligatures w14:val="none"/>
+        </w:rPr>
+        <w:t>INNER JOIN</w:t>
+      </w:r>
+      <w:r>
+        <w:rPr>
+          <w:rFonts w:ascii="Times New Roman" w:eastAsia="Times New Roman" w:hAnsi="Times New Roman" w:cs="Times New Roman"/>
+          <w:b/>
+          <w:bCs/>
+          <w:kern w:val="0"/>
+          <w:sz w:val="27"/>
+          <w:szCs w:val="27"/>
+          <w:lang w:eastAsia="es-ES"/>
+          <w14:ligatures w14:val="none"/>
+        </w:rPr>
+        <w:t>)</w:t>
+      </w:r>
+    </w:p>
+    <w:p>
+      <w:pPr>
+        <w:spacing w:before="100" w:beforeAutospacing="1" w:after="100" w:afterAutospacing="1" w:line="240" w:lineRule="auto"/>
+        <w:rPr>
+          <w:rFonts w:ascii="Times New Roman" w:eastAsia="Times New Roman" w:hAnsi="Times New Roman" w:cs="Times New Roman"/>
+          <w:kern w:val="0"/>
+          <w:lang w:eastAsia="es-ES"/>
+          <w14:ligatures w14:val="none"/>
+        </w:rPr>
+      </w:pPr>
+      <w:r>
+        <w:rPr>
+          <w:rFonts w:ascii="Times New Roman" w:eastAsia="Times New Roman" w:hAnsi="Times New Roman" w:cs="Times New Roman"/>
+          <w:kern w:val="0"/>
+          <w:lang w:eastAsia="es-ES"/>
+          <w14:ligatures w14:val="none"/>
+        </w:rPr>
+        <w:t xml:space="preserve">El código está construido sobre un modelo de </w:t>
+      </w:r>
+      <w:r>
+        <w:rPr>
+          <w:rFonts w:ascii="Times New Roman" w:eastAsia="Times New Roman" w:hAnsi="Times New Roman" w:cs="Times New Roman"/>
+          <w:b/>
+          <w:bCs/>
+          <w:kern w:val="0"/>
+          <w:lang w:eastAsia="es-ES"/>
+          <w14:ligatures w14:val="none"/>
+        </w:rPr>
+        <w:t>Base de Datos Relacional</w:t>
+      </w:r>
+      <w:r>
+        <w:rPr>
+          <w:rFonts w:ascii="Times New Roman" w:eastAsia="Times New Roman" w:hAnsi="Times New Roman" w:cs="Times New Roman"/>
+          <w:kern w:val="0"/>
+          <w:lang w:eastAsia="es-ES"/>
+          <w14:ligatures w14:val="none"/>
+        </w:rPr>
+        <w:t xml:space="preserve">. Para conectar las tablas, utiliza la operación </w:t>
+      </w:r>
+      <w:r>
+        <w:rPr>
+          <w:rFonts w:ascii="Courier New" w:eastAsia="Times New Roman" w:hAnsi="Courier New" w:cs="Courier New"/>
+          <w:kern w:val="0"/>
+          <w:sz w:val="20"/>
+          <w:szCs w:val="20"/>
+          <w:lang w:eastAsia="es-ES"/>
+          <w14:ligatures w14:val="none"/>
+        </w:rPr>
+        <w:t>INNER JOIN</w:t>
+      </w:r>
+      <w:r>
+        <w:rPr>
+          <w:rFonts w:ascii="Times New Roman" w:eastAsia="Times New Roman" w:hAnsi="Times New Roman" w:cs="Times New Roman"/>
+          <w:kern w:val="0"/>
+          <w:lang w:eastAsia="es-ES"/>
+          <w14:ligatures w14:val="none"/>
+        </w:rPr>
+        <w:t>:</w:t>
+      </w:r>
+    </w:p>
+    <w:p>
+      <w:pPr>
+        <w:numPr>
+          <w:ilvl w:val="0"/>
+          <w:numId w:val="3"/>
+        </w:numPr>
+        <w:spacing w:before="100" w:beforeAutospacing="1" w:after="100" w:afterAutospacing="1" w:line="240" w:lineRule="auto"/>
+        <w:rPr>
+          <w:rFonts w:ascii="Times New Roman" w:eastAsia="Times New Roman" w:hAnsi="Times New Roman" w:cs="Times New Roman"/>
+          <w:kern w:val="0"/>
+          <w:lang w:eastAsia="es-ES"/>
+          <w14:ligatures w14:val="none"/>
+        </w:rPr>
+      </w:pPr>
+      <w:r>
+        <w:rPr>
+          <w:rFonts w:ascii="Times New Roman" w:eastAsia="Times New Roman" w:hAnsi="Times New Roman" w:cs="Times New Roman"/>
+          <w:kern w:val="0"/>
+          <w:lang w:eastAsia="es-ES"/>
+          <w14:ligatures w14:val="none"/>
+        </w:rPr>
+        <w:t>Se establece un "vínculo de integridad" mediante las claves primarias (</w:t>
+      </w:r>
+      <w:proofErr w:type="spellStart"/>
+      <w:r>
+        <w:rPr>
+          <w:rFonts w:ascii="Courier New" w:eastAsia="Times New Roman" w:hAnsi="Courier New" w:cs="Courier New"/>
+          <w:kern w:val="0"/>
+          <w:sz w:val="20"/>
+          <w:szCs w:val="20"/>
+          <w:lang w:eastAsia="es-ES"/>
+          <w14:ligatures w14:val="none"/>
+        </w:rPr>
+        <w:t>a.id</w:t>
+      </w:r>
+      <w:proofErr w:type="spellEnd"/>
+      <w:r>
+        <w:rPr>
+          <w:rFonts w:ascii="Times New Roman" w:eastAsia="Times New Roman" w:hAnsi="Times New Roman" w:cs="Times New Roman"/>
+          <w:kern w:val="0"/>
+          <w:lang w:eastAsia="es-ES"/>
+          <w14:ligatures w14:val="none"/>
+        </w:rPr>
+        <w:t>) y las claves foráneas (</w:t>
+      </w:r>
+      <w:proofErr w:type="spellStart"/>
+      <w:r>
+        <w:rPr>
+          <w:rFonts w:ascii="Courier New" w:eastAsia="Times New Roman" w:hAnsi="Courier New" w:cs="Courier New"/>
+          <w:kern w:val="0"/>
+          <w:sz w:val="20"/>
+          <w:szCs w:val="20"/>
+          <w:lang w:eastAsia="es-ES"/>
+          <w14:ligatures w14:val="none"/>
+        </w:rPr>
+        <w:t>f.id_alumno</w:t>
+      </w:r>
+      <w:proofErr w:type="spellEnd"/>
+      <w:r>
+        <w:rPr>
+          <w:rFonts w:ascii="Times New Roman" w:eastAsia="Times New Roman" w:hAnsi="Times New Roman" w:cs="Times New Roman"/>
+          <w:kern w:val="0"/>
+          <w:lang w:eastAsia="es-ES"/>
+          <w14:ligatures w14:val="none"/>
+        </w:rPr>
+        <w:t xml:space="preserve"> y </w:t>
+      </w:r>
+      <w:proofErr w:type="spellStart"/>
+      <w:r>
+        <w:rPr>
+          <w:rFonts w:ascii="Courier New" w:eastAsia="Times New Roman" w:hAnsi="Courier New" w:cs="Courier New"/>
+          <w:kern w:val="0"/>
+          <w:sz w:val="20"/>
+          <w:szCs w:val="20"/>
+          <w:lang w:eastAsia="es-ES"/>
+          <w14:ligatures w14:val="none"/>
+        </w:rPr>
+        <w:t>asi.id_alumno</w:t>
+      </w:r>
+      <w:proofErr w:type="spellEnd"/>
+      <w:r>
+        <w:rPr>
+          <w:rFonts w:ascii="Times New Roman" w:eastAsia="Times New Roman" w:hAnsi="Times New Roman" w:cs="Times New Roman"/>
+          <w:kern w:val="0"/>
+          <w:lang w:eastAsia="es-ES"/>
+          <w14:ligatures w14:val="none"/>
+        </w:rPr>
+        <w:t>).</w:t>
+      </w:r>
+    </w:p>
+    <w:p>
+      <w:pPr>
+        <w:numPr>
+          <w:ilvl w:val="0"/>
+          <w:numId w:val="3"/>
+        </w:numPr>
+        <w:spacing w:before="100" w:beforeAutospacing="1" w:after="100" w:afterAutospacing="1" w:line="240" w:lineRule="auto"/>
+        <w:rPr>
+          <w:rFonts w:ascii="Times New Roman" w:eastAsia="Times New Roman" w:hAnsi="Times New Roman" w:cs="Times New Roman"/>
+          <w:kern w:val="0"/>
+          <w:lang w:eastAsia="es-ES"/>
+          <w14:ligatures w14:val="none"/>
+        </w:rPr>
+      </w:pPr>
+      <w:r>
+        <w:rPr>
+          <w:rFonts w:ascii="Times New Roman" w:eastAsia="Times New Roman" w:hAnsi="Times New Roman" w:cs="Times New Roman"/>
+          <w:kern w:val="0"/>
+          <w:lang w:eastAsia="es-ES"/>
+          <w14:ligatures w14:val="none"/>
+        </w:rPr>
+        <w:t>Solo se procesan los registros que tienen correspondencia exacta en las tres tablas (Alumno-Factura-Asistencia).</w:t>
+      </w:r>
+    </w:p>
+    <w:p>
+      <w:pPr>
+        <w:spacing w:before="100" w:beforeAutospacing="1" w:after="100" w:afterAutospacing="1" w:line="240" w:lineRule="auto"/>
+        <w:outlineLvl w:val="2"/>
+        <w:rPr>
+          <w:rFonts w:ascii="Times New Roman" w:eastAsia="Times New Roman" w:hAnsi="Times New Roman" w:cs="Times New Roman"/>
+          <w:b/>
+          <w:bCs/>
+          <w:kern w:val="0"/>
+          <w:sz w:val="27"/>
+          <w:szCs w:val="27"/>
+          <w:lang w:eastAsia="es-ES"/>
+          <w14:ligatures w14:val="none"/>
+        </w:rPr>
+      </w:pPr>
+      <w:r>
+        <w:rPr>
+          <w:rFonts w:ascii="Times New Roman" w:eastAsia="Times New Roman" w:hAnsi="Times New Roman" w:cs="Times New Roman"/>
+          <w:b/>
+          <w:bCs/>
+          <w:kern w:val="0"/>
+          <w:sz w:val="27"/>
+          <w:szCs w:val="27"/>
+          <w:lang w:eastAsia="es-ES"/>
+          <w14:ligatures w14:val="none"/>
+        </w:rPr>
+        <w:t>C. Capa de Filtrado y Lógica (</w:t>
+      </w:r>
+      <w:r>
+        <w:rPr>
+          <w:rFonts w:ascii="Courier New" w:eastAsia="Times New Roman" w:hAnsi="Courier New" w:cs="Courier New"/>
+          <w:b/>
+          <w:bCs/>
+          <w:kern w:val="0"/>
+          <w:sz w:val="20"/>
+          <w:szCs w:val="20"/>
+          <w:lang w:eastAsia="es-ES"/>
+          <w14:ligatures w14:val="none"/>
+        </w:rPr>
+        <w:t>WHERE</w:t>
+      </w:r>
+      <w:r>
+        <w:rPr>
+          <w:rFonts w:ascii="Times New Roman" w:eastAsia="Times New Roman" w:hAnsi="Times New Roman" w:cs="Times New Roman"/>
+          <w:b/>
+          <w:bCs/>
+          <w:kern w:val="0"/>
+          <w:sz w:val="27"/>
+          <w:szCs w:val="27"/>
+          <w:lang w:eastAsia="es-ES"/>
+          <w14:ligatures w14:val="none"/>
+        </w:rPr>
+        <w:t>)</w:t>
+      </w:r>
+    </w:p>
+    <w:p>
+      <w:pPr>
+        <w:spacing w:before="100" w:beforeAutospacing="1" w:after="100" w:afterAutospacing="1" w:line="240" w:lineRule="auto"/>
+        <w:rPr>
+          <w:rFonts w:ascii="Times New Roman" w:eastAsia="Times New Roman" w:hAnsi="Times New Roman" w:cs="Times New Roman"/>
+          <w:kern w:val="0"/>
+          <w:lang w:eastAsia="es-ES"/>
+          <w14:ligatures w14:val="none"/>
+        </w:rPr>
+      </w:pPr>
+      <w:r>
+        <w:rPr>
+          <w:rFonts w:ascii="Times New Roman" w:eastAsia="Times New Roman" w:hAnsi="Times New Roman" w:cs="Times New Roman"/>
+          <w:kern w:val="0"/>
+          <w:lang w:eastAsia="es-ES"/>
+          <w14:ligatures w14:val="none"/>
+        </w:rPr>
+        <w:t xml:space="preserve">Se utiliza el operador de comparación de patrones </w:t>
+      </w:r>
+      <w:r>
+        <w:rPr>
+          <w:rFonts w:ascii="Courier New" w:eastAsia="Times New Roman" w:hAnsi="Courier New" w:cs="Courier New"/>
+          <w:kern w:val="0"/>
+          <w:sz w:val="20"/>
+          <w:szCs w:val="20"/>
+          <w:lang w:eastAsia="es-ES"/>
+          <w14:ligatures w14:val="none"/>
+        </w:rPr>
+        <w:t>LIKE</w:t>
+      </w:r>
+      <w:r>
+        <w:rPr>
+          <w:rFonts w:ascii="Times New Roman" w:eastAsia="Times New Roman" w:hAnsi="Times New Roman" w:cs="Times New Roman"/>
+          <w:kern w:val="0"/>
+          <w:lang w:eastAsia="es-ES"/>
+          <w14:ligatures w14:val="none"/>
+        </w:rPr>
+        <w:t xml:space="preserve"> junto con el comodín </w:t>
+      </w:r>
+      <w:r>
+        <w:rPr>
+          <w:rFonts w:ascii="Courier New" w:eastAsia="Times New Roman" w:hAnsi="Courier New" w:cs="Courier New"/>
+          <w:kern w:val="0"/>
+          <w:sz w:val="20"/>
+          <w:szCs w:val="20"/>
+          <w:lang w:eastAsia="es-ES"/>
+          <w14:ligatures w14:val="none"/>
+        </w:rPr>
+        <w:t>%</w:t>
+      </w:r>
+      <w:r>
+        <w:rPr>
+          <w:rFonts w:ascii="Times New Roman" w:eastAsia="Times New Roman" w:hAnsi="Times New Roman" w:cs="Times New Roman"/>
+          <w:kern w:val="0"/>
+          <w:lang w:eastAsia="es-ES"/>
+          <w14:ligatures w14:val="none"/>
+        </w:rPr>
+        <w:t>:</w:t>
+      </w:r>
+    </w:p>
+    <w:p>
+      <w:pPr>
+        <w:numPr>
+          <w:ilvl w:val="0"/>
+          <w:numId w:val="4"/>
+        </w:numPr>
+        <w:spacing w:before="100" w:beforeAutospacing="1" w:after="100" w:afterAutospacing="1" w:line="240" w:lineRule="auto"/>
+        <w:rPr>
+          <w:rFonts w:ascii="Times New Roman" w:eastAsia="Times New Roman" w:hAnsi="Times New Roman" w:cs="Times New Roman"/>
+          <w:kern w:val="0"/>
+          <w:lang w:eastAsia="es-ES"/>
+          <w14:ligatures w14:val="none"/>
+        </w:rPr>
+      </w:pPr>
+      <w:r>
+        <w:rPr>
+          <w:rFonts w:ascii="Courier New" w:eastAsia="Times New Roman" w:hAnsi="Courier New" w:cs="Courier New"/>
+          <w:kern w:val="0"/>
+          <w:sz w:val="20"/>
+          <w:szCs w:val="20"/>
+          <w:lang w:eastAsia="es-ES"/>
+          <w14:ligatures w14:val="none"/>
+        </w:rPr>
+        <w:lastRenderedPageBreak/>
+        <w:t>'B%'</w:t>
+      </w:r>
+      <w:r>
+        <w:rPr>
+          <w:rFonts w:ascii="Times New Roman" w:eastAsia="Times New Roman" w:hAnsi="Times New Roman" w:cs="Times New Roman"/>
+          <w:kern w:val="0"/>
+          <w:lang w:eastAsia="es-ES"/>
+          <w14:ligatures w14:val="none"/>
+        </w:rPr>
+        <w:t xml:space="preserve"> instruye al motor para que ignore cualquier registro cuya ciudad no comience con dicha letra, optimizando el rendimiento al reducir el conjunto de datos antes del agrupamiento.</w:t>
+      </w:r>
+    </w:p>
+    <w:p>
+      <w:pPr>
+        <w:spacing w:before="100" w:beforeAutospacing="1" w:after="100" w:afterAutospacing="1" w:line="240" w:lineRule="auto"/>
+        <w:outlineLvl w:val="2"/>
+        <w:rPr>
+          <w:rFonts w:ascii="Times New Roman" w:eastAsia="Times New Roman" w:hAnsi="Times New Roman" w:cs="Times New Roman"/>
+          <w:b/>
+          <w:bCs/>
+          <w:kern w:val="0"/>
+          <w:sz w:val="27"/>
+          <w:szCs w:val="27"/>
+          <w:lang w:eastAsia="es-ES"/>
+          <w14:ligatures w14:val="none"/>
+        </w:rPr>
+      </w:pPr>
+      <w:r>
+        <w:rPr>
+          <w:rFonts w:ascii="Times New Roman" w:eastAsia="Times New Roman" w:hAnsi="Times New Roman" w:cs="Times New Roman"/>
+          <w:b/>
+          <w:bCs/>
+          <w:kern w:val="0"/>
+          <w:sz w:val="27"/>
+          <w:szCs w:val="27"/>
+          <w:lang w:eastAsia="es-ES"/>
+          <w14:ligatures w14:val="none"/>
+        </w:rPr>
+        <w:t>D. Capa de Agrupamiento y Ordenación (</w:t>
+      </w:r>
+      <w:r>
+        <w:rPr>
+          <w:rFonts w:ascii="Courier New" w:eastAsia="Times New Roman" w:hAnsi="Courier New" w:cs="Courier New"/>
+          <w:b/>
+          <w:bCs/>
+          <w:kern w:val="0"/>
+          <w:sz w:val="20"/>
+          <w:szCs w:val="20"/>
+          <w:lang w:eastAsia="es-ES"/>
+          <w14:ligatures w14:val="none"/>
+        </w:rPr>
+        <w:t>GROUP BY</w:t>
+      </w:r>
+      <w:r>
+        <w:rPr>
+          <w:rFonts w:ascii="Times New Roman" w:eastAsia="Times New Roman" w:hAnsi="Times New Roman" w:cs="Times New Roman"/>
+          <w:b/>
+          <w:bCs/>
+          <w:kern w:val="0"/>
+          <w:sz w:val="27"/>
+          <w:szCs w:val="27"/>
+          <w:lang w:eastAsia="es-ES"/>
+          <w14:ligatures w14:val="none"/>
+        </w:rPr>
+        <w:t xml:space="preserve"> y </w:t>
+      </w:r>
+      <w:r>
+        <w:rPr>
+          <w:rFonts w:ascii="Courier New" w:eastAsia="Times New Roman" w:hAnsi="Courier New" w:cs="Courier New"/>
+          <w:b/>
+          <w:bCs/>
+          <w:kern w:val="0"/>
+          <w:sz w:val="20"/>
+          <w:szCs w:val="20"/>
+          <w:lang w:eastAsia="es-ES"/>
+          <w14:ligatures w14:val="none"/>
+        </w:rPr>
+        <w:t>ORDER BY</w:t>
+      </w:r>
+      <w:r>
+        <w:rPr>
+          <w:rFonts w:ascii="Times New Roman" w:eastAsia="Times New Roman" w:hAnsi="Times New Roman" w:cs="Times New Roman"/>
+          <w:b/>
+          <w:bCs/>
+          <w:kern w:val="0"/>
+          <w:sz w:val="27"/>
+          <w:szCs w:val="27"/>
+          <w:lang w:eastAsia="es-ES"/>
+          <w14:ligatures w14:val="none"/>
+        </w:rPr>
+        <w:t>)</w:t>
+      </w:r>
+    </w:p>
+    <w:p>
+      <w:pPr>
+        <w:spacing w:before="100" w:beforeAutospacing="1" w:after="100" w:afterAutospacing="1" w:line="240" w:lineRule="auto"/>
+        <w:rPr>
+          <w:rFonts w:ascii="Times New Roman" w:eastAsia="Times New Roman" w:hAnsi="Times New Roman" w:cs="Times New Roman"/>
+          <w:kern w:val="0"/>
+          <w:lang w:eastAsia="es-ES"/>
+          <w14:ligatures w14:val="none"/>
+        </w:rPr>
+      </w:pPr>
+      <w:r>
+        <w:rPr>
+          <w:rFonts w:ascii="Times New Roman" w:eastAsia="Times New Roman" w:hAnsi="Times New Roman" w:cs="Times New Roman"/>
+          <w:kern w:val="0"/>
+          <w:lang w:eastAsia="es-ES"/>
+          <w14:ligatures w14:val="none"/>
+        </w:rPr>
+        <w:t>Es el núcleo organizativo de la consulta:</w:t>
+      </w:r>
+    </w:p>
+    <w:p>
+      <w:pPr>
+        <w:numPr>
+          <w:ilvl w:val="0"/>
+          <w:numId w:val="5"/>
+        </w:numPr>
+        <w:spacing w:before="100" w:beforeAutospacing="1" w:after="100" w:afterAutospacing="1" w:line="240" w:lineRule="auto"/>
+        <w:rPr>
+          <w:rFonts w:ascii="Times New Roman" w:eastAsia="Times New Roman" w:hAnsi="Times New Roman" w:cs="Times New Roman"/>
+          <w:kern w:val="0"/>
+          <w:lang w:eastAsia="es-ES"/>
+          <w14:ligatures w14:val="none"/>
+        </w:rPr>
+      </w:pPr>
+      <w:r>
+        <w:rPr>
+          <w:rFonts w:ascii="Courier New" w:eastAsia="Times New Roman" w:hAnsi="Courier New" w:cs="Courier New"/>
+          <w:kern w:val="0"/>
+          <w:sz w:val="20"/>
+          <w:szCs w:val="20"/>
+          <w:lang w:eastAsia="es-ES"/>
+          <w14:ligatures w14:val="none"/>
+        </w:rPr>
+        <w:t xml:space="preserve">GROUP BY </w:t>
+      </w:r>
+      <w:proofErr w:type="spellStart"/>
+      <w:proofErr w:type="gramStart"/>
+      <w:r>
+        <w:rPr>
+          <w:rFonts w:ascii="Courier New" w:eastAsia="Times New Roman" w:hAnsi="Courier New" w:cs="Courier New"/>
+          <w:kern w:val="0"/>
+          <w:sz w:val="20"/>
+          <w:szCs w:val="20"/>
+          <w:lang w:eastAsia="es-ES"/>
+          <w14:ligatures w14:val="none"/>
+        </w:rPr>
+        <w:t>a.ciudad</w:t>
+      </w:r>
+      <w:proofErr w:type="spellEnd"/>
+      <w:proofErr w:type="gramEnd"/>
+      <w:r>
+        <w:rPr>
+          <w:rFonts w:ascii="Times New Roman" w:eastAsia="Times New Roman" w:hAnsi="Times New Roman" w:cs="Times New Roman"/>
+          <w:kern w:val="0"/>
+          <w:lang w:eastAsia="es-ES"/>
+          <w14:ligatures w14:val="none"/>
+        </w:rPr>
+        <w:t xml:space="preserve">: Obliga al motor de la base de datos a crear "bolsas" o contenedores por cada nombre de ciudad diferente. Todas las funciones de agregado calculan sus valores </w:t>
+      </w:r>
+      <w:r>
+        <w:rPr>
+          <w:rFonts w:ascii="Times New Roman" w:eastAsia="Times New Roman" w:hAnsi="Times New Roman" w:cs="Times New Roman"/>
+          <w:i/>
+          <w:iCs/>
+          <w:kern w:val="0"/>
+          <w:lang w:eastAsia="es-ES"/>
+          <w14:ligatures w14:val="none"/>
+        </w:rPr>
+        <w:t>dentro</w:t>
+      </w:r>
+      <w:r>
+        <w:rPr>
+          <w:rFonts w:ascii="Times New Roman" w:eastAsia="Times New Roman" w:hAnsi="Times New Roman" w:cs="Times New Roman"/>
+          <w:kern w:val="0"/>
+          <w:lang w:eastAsia="es-ES"/>
+          <w14:ligatures w14:val="none"/>
+        </w:rPr>
+        <w:t xml:space="preserve"> de cada bolsa.</w:t>
+      </w:r>
+    </w:p>
+    <w:p>
+      <w:pPr>
+        <w:numPr>
+          <w:ilvl w:val="0"/>
+          <w:numId w:val="5"/>
+        </w:numPr>
+        <w:spacing w:before="100" w:beforeAutospacing="1" w:after="100" w:afterAutospacing="1" w:line="240" w:lineRule="auto"/>
+        <w:rPr>
+          <w:rFonts w:ascii="Times New Roman" w:eastAsia="Times New Roman" w:hAnsi="Times New Roman" w:cs="Times New Roman"/>
+          <w:kern w:val="0"/>
+          <w:lang w:eastAsia="es-ES"/>
+          <w14:ligatures w14:val="none"/>
+        </w:rPr>
+      </w:pPr>
+      <w:r>
+        <w:rPr>
+          <w:rFonts w:ascii="Courier New" w:eastAsia="Times New Roman" w:hAnsi="Courier New" w:cs="Courier New"/>
+          <w:kern w:val="0"/>
+          <w:sz w:val="20"/>
+          <w:szCs w:val="20"/>
+          <w:lang w:eastAsia="es-ES"/>
+          <w14:ligatures w14:val="none"/>
+        </w:rPr>
+        <w:t xml:space="preserve">ORDER BY </w:t>
+      </w:r>
+      <w:proofErr w:type="spellStart"/>
+      <w:proofErr w:type="gramStart"/>
+      <w:r>
+        <w:rPr>
+          <w:rFonts w:ascii="Courier New" w:eastAsia="Times New Roman" w:hAnsi="Courier New" w:cs="Courier New"/>
+          <w:kern w:val="0"/>
+          <w:sz w:val="20"/>
+          <w:szCs w:val="20"/>
+          <w:lang w:eastAsia="es-ES"/>
+          <w14:ligatures w14:val="none"/>
+        </w:rPr>
+        <w:t>a.ciudad</w:t>
+      </w:r>
+      <w:proofErr w:type="spellEnd"/>
+      <w:proofErr w:type="gramEnd"/>
+      <w:r>
+        <w:rPr>
+          <w:rFonts w:ascii="Courier New" w:eastAsia="Times New Roman" w:hAnsi="Courier New" w:cs="Courier New"/>
+          <w:kern w:val="0"/>
+          <w:sz w:val="20"/>
+          <w:szCs w:val="20"/>
+          <w:lang w:eastAsia="es-ES"/>
+          <w14:ligatures w14:val="none"/>
+        </w:rPr>
+        <w:t xml:space="preserve"> DESC</w:t>
+      </w:r>
+      <w:r>
+        <w:rPr>
+          <w:rFonts w:ascii="Times New Roman" w:eastAsia="Times New Roman" w:hAnsi="Times New Roman" w:cs="Times New Roman"/>
+          <w:kern w:val="0"/>
+          <w:lang w:eastAsia="es-ES"/>
+          <w14:ligatures w14:val="none"/>
+        </w:rPr>
+        <w:t>: Define la presentación final de los datos, organizándolos de forma inversa (de la Z a la A).</w:t>
       </w:r>
     </w:p>
     <w:p/>
@@ -14,10 +1236,10 @@
           <w:noProof/>
         </w:rPr>
         <w:drawing>
-          <wp:inline distT="0" distB="0" distL="0" distR="0" wp14:anchorId="29DF7BDE" wp14:editId="7D8EDE18">
-            <wp:extent cx="5400040" cy="4286250"/>
-            <wp:effectExtent l="0" t="0" r="0" b="0"/>
-            <wp:docPr id="1045948084" name="Imagen 1"/>
+          <wp:inline distT="0" distB="0" distL="0" distR="0" wp14:anchorId="2BC79DE2" wp14:editId="0AFCEB0F">
+            <wp:extent cx="5400040" cy="4319905"/>
+            <wp:effectExtent l="0" t="0" r="0" b="4445"/>
+            <wp:docPr id="1351709976" name="Imagen 2"/>
             <wp:cNvGraphicFramePr>
               <a:graphicFrameLocks xmlns:a="http://schemas.openxmlformats.org/drawingml/2006/main" noChangeAspect="1"/>
             </wp:cNvGraphicFramePr>
@@ -25,11 +1247,11 @@
               <a:graphicData uri="http://schemas.openxmlformats.org/drawingml/2006/picture">
                 <pic:pic xmlns:pic="http://schemas.openxmlformats.org/drawingml/2006/picture">
                   <pic:nvPicPr>
-                    <pic:cNvPr id="1045948084" name="Imagen 1045948084"/>
+                    <pic:cNvPr id="1351709976" name="Imagen 1351709976"/>
                     <pic:cNvPicPr/>
                   </pic:nvPicPr>
                   <pic:blipFill>
-                    <a:blip r:embed="rId4">
+                    <a:blip r:embed="rId5">
                       <a:extLst>
                         <a:ext uri="{28A0092B-C50C-407E-A947-70E740481C1C}">
                           <a14:useLocalDpi xmlns:a14="http://schemas.microsoft.com/office/drawing/2010/main" val="0"/>
@@ -43,7 +1265,7 @@
                   <pic:spPr>
                     <a:xfrm>
                       <a:off x="0" y="0"/>
-                      <a:ext cx="5400040" cy="4286250"/>
+                      <a:ext cx="5400040" cy="4319905"/>
                     </a:xfrm>
                     <a:prstGeom prst="rect">
                       <a:avLst/>
@@ -64,6 +1286,771 @@
     </w:sectPr>
   </w:body>
 </w:document>
+</file>
+
+<file path=word/numbering.xml><?xml version="1.0" encoding="utf-8"?>
+<w:numbering xmlns:wpc="http://schemas.microsoft.com/office/word/2010/wordprocessingCanvas" xmlns:cx="http://schemas.microsoft.com/office/drawing/2014/chartex" xmlns:cx1="http://schemas.microsoft.com/office/drawing/2015/9/8/chartex" xmlns:cx2="http://schemas.microsoft.com/office/drawing/2015/10/21/chartex" xmlns:cx3="http://schemas.microsoft.com/office/drawing/2016/5/9/chartex" xmlns:cx4="http://schemas.microsoft.com/office/drawing/2016/5/10/chartex" xmlns:cx5="http://schemas.microsoft.com/office/drawing/2016/5/11/chartex" xmlns:cx6="http://schemas.microsoft.com/office/drawing/2016/5/12/chartex" xmlns:cx7="http://schemas.microsoft.com/office/drawing/2016/5/13/chartex" xmlns:cx8="http://schemas.microsoft.com/office/drawing/2016/5/14/chartex" xmlns:mc="http://schemas.openxmlformats.org/markup-compatibility/2006" xmlns:aink="http://schemas.microsoft.com/office/drawing/2016/ink" xmlns:am3d="http://schemas.microsoft.com/office/drawing/2017/model3d" xmlns:o="urn:schemas-microsoft-com:office:office" xmlns:oel="http://schemas.microsoft.com/office/2019/extlst" xmlns:r="http://schemas.openxmlformats.org/officeDocument/2006/relationships" xmlns:m="http://schemas.openxmlformats.org/officeDocument/2006/math" xmlns:v="urn:schemas-microsoft-com:vml" xmlns:wp14="http://schemas.microsoft.com/office/word/2010/wordprocessingDrawing" xmlns:wp="http://schemas.openxmlformats.org/drawingml/2006/wordprocessingDrawing" xmlns:w10="urn:schemas-microsoft-com:office:word" xmlns:w="http://schemas.openxmlformats.org/wordprocessingml/2006/main" xmlns:w14="http://schemas.microsoft.com/office/word/2010/wordml" xmlns:w15="http://schemas.microsoft.com/office/word/2012/wordml" xmlns:w16cex="http://schemas.microsoft.com/office/word/2018/wordml/cex" xmlns:w16cid="http://schemas.microsoft.com/office/word/2016/wordml/cid" xmlns:w16="http://schemas.microsoft.com/office/word/2018/wordml" xmlns:w16du="http://schemas.microsoft.com/office/word/2023/wordml/word16du" xmlns:w16sdtdh="http://schemas.microsoft.com/office/word/2020/wordml/sdtdatahash" xmlns:w16sdtfl="http://schemas.microsoft.com/office/word/2024/wordml/sdtformatlock" xmlns:w16se="http://schemas.microsoft.com/office/word/2015/wordml/symex" xmlns:wpg="http://schemas.microsoft.com/office/word/2010/wordprocessingGroup" xmlns:wpi="http://schemas.microsoft.com/office/word/2010/wordprocessingInk" xmlns:wne="http://schemas.microsoft.com/office/word/2006/wordml" xmlns:wps="http://schemas.microsoft.com/office/word/2010/wordprocessingShape" mc:Ignorable="w14 w15 w16se w16cid w16 w16cex w16sdtdh w16sdtfl w16du wp14">
+  <w:abstractNum w:abstractNumId="0" w15:restartNumberingAfterBreak="0">
+    <w:nsid w:val="3058520C"/>
+    <w:multiLevelType w:val="multilevel"/>
+    <w:tmpl w:val="9E50FB84"/>
+    <w:lvl w:ilvl="0">
+      <w:start w:val="1"/>
+      <w:numFmt w:val="bullet"/>
+      <w:lvlText w:val=""/>
+      <w:lvlJc w:val="left"/>
+      <w:pPr>
+        <w:tabs>
+          <w:tab w:val="num" w:pos="720"/>
+        </w:tabs>
+        <w:ind w:left="720" w:hanging="360"/>
+      </w:pPr>
+      <w:rPr>
+        <w:rFonts w:ascii="Symbol" w:hAnsi="Symbol" w:hint="default"/>
+        <w:sz w:val="20"/>
+      </w:rPr>
+    </w:lvl>
+    <w:lvl w:ilvl="1" w:tentative="1">
+      <w:start w:val="1"/>
+      <w:numFmt w:val="bullet"/>
+      <w:lvlText w:val="o"/>
+      <w:lvlJc w:val="left"/>
+      <w:pPr>
+        <w:tabs>
+          <w:tab w:val="num" w:pos="1440"/>
+        </w:tabs>
+        <w:ind w:left="1440" w:hanging="360"/>
+      </w:pPr>
+      <w:rPr>
+        <w:rFonts w:ascii="Courier New" w:hAnsi="Courier New" w:hint="default"/>
+        <w:sz w:val="20"/>
+      </w:rPr>
+    </w:lvl>
+    <w:lvl w:ilvl="2" w:tentative="1">
+      <w:start w:val="1"/>
+      <w:numFmt w:val="bullet"/>
+      <w:lvlText w:val=""/>
+      <w:lvlJc w:val="left"/>
+      <w:pPr>
+        <w:tabs>
+          <w:tab w:val="num" w:pos="2160"/>
+        </w:tabs>
+        <w:ind w:left="2160" w:hanging="360"/>
+      </w:pPr>
+      <w:rPr>
+        <w:rFonts w:ascii="Wingdings" w:hAnsi="Wingdings" w:hint="default"/>
+        <w:sz w:val="20"/>
+      </w:rPr>
+    </w:lvl>
+    <w:lvl w:ilvl="3" w:tentative="1">
+      <w:start w:val="1"/>
+      <w:numFmt w:val="bullet"/>
+      <w:lvlText w:val=""/>
+      <w:lvlJc w:val="left"/>
+      <w:pPr>
+        <w:tabs>
+          <w:tab w:val="num" w:pos="2880"/>
+        </w:tabs>
+        <w:ind w:left="2880" w:hanging="360"/>
+      </w:pPr>
+      <w:rPr>
+        <w:rFonts w:ascii="Wingdings" w:hAnsi="Wingdings" w:hint="default"/>
+        <w:sz w:val="20"/>
+      </w:rPr>
+    </w:lvl>
+    <w:lvl w:ilvl="4" w:tentative="1">
+      <w:start w:val="1"/>
+      <w:numFmt w:val="bullet"/>
+      <w:lvlText w:val=""/>
+      <w:lvlJc w:val="left"/>
+      <w:pPr>
+        <w:tabs>
+          <w:tab w:val="num" w:pos="3600"/>
+        </w:tabs>
+        <w:ind w:left="3600" w:hanging="360"/>
+      </w:pPr>
+      <w:rPr>
+        <w:rFonts w:ascii="Wingdings" w:hAnsi="Wingdings" w:hint="default"/>
+        <w:sz w:val="20"/>
+      </w:rPr>
+    </w:lvl>
+    <w:lvl w:ilvl="5" w:tentative="1">
+      <w:start w:val="1"/>
+      <w:numFmt w:val="bullet"/>
+      <w:lvlText w:val=""/>
+      <w:lvlJc w:val="left"/>
+      <w:pPr>
+        <w:tabs>
+          <w:tab w:val="num" w:pos="4320"/>
+        </w:tabs>
+        <w:ind w:left="4320" w:hanging="360"/>
+      </w:pPr>
+      <w:rPr>
+        <w:rFonts w:ascii="Wingdings" w:hAnsi="Wingdings" w:hint="default"/>
+        <w:sz w:val="20"/>
+      </w:rPr>
+    </w:lvl>
+    <w:lvl w:ilvl="6" w:tentative="1">
+      <w:start w:val="1"/>
+      <w:numFmt w:val="bullet"/>
+      <w:lvlText w:val=""/>
+      <w:lvlJc w:val="left"/>
+      <w:pPr>
+        <w:tabs>
+          <w:tab w:val="num" w:pos="5040"/>
+        </w:tabs>
+        <w:ind w:left="5040" w:hanging="360"/>
+      </w:pPr>
+      <w:rPr>
+        <w:rFonts w:ascii="Wingdings" w:hAnsi="Wingdings" w:hint="default"/>
+        <w:sz w:val="20"/>
+      </w:rPr>
+    </w:lvl>
+    <w:lvl w:ilvl="7" w:tentative="1">
+      <w:start w:val="1"/>
+      <w:numFmt w:val="bullet"/>
+      <w:lvlText w:val=""/>
+      <w:lvlJc w:val="left"/>
+      <w:pPr>
+        <w:tabs>
+          <w:tab w:val="num" w:pos="5760"/>
+        </w:tabs>
+        <w:ind w:left="5760" w:hanging="360"/>
+      </w:pPr>
+      <w:rPr>
+        <w:rFonts w:ascii="Wingdings" w:hAnsi="Wingdings" w:hint="default"/>
+        <w:sz w:val="20"/>
+      </w:rPr>
+    </w:lvl>
+    <w:lvl w:ilvl="8" w:tentative="1">
+      <w:start w:val="1"/>
+      <w:numFmt w:val="bullet"/>
+      <w:lvlText w:val=""/>
+      <w:lvlJc w:val="left"/>
+      <w:pPr>
+        <w:tabs>
+          <w:tab w:val="num" w:pos="6480"/>
+        </w:tabs>
+        <w:ind w:left="6480" w:hanging="360"/>
+      </w:pPr>
+      <w:rPr>
+        <w:rFonts w:ascii="Wingdings" w:hAnsi="Wingdings" w:hint="default"/>
+        <w:sz w:val="20"/>
+      </w:rPr>
+    </w:lvl>
+  </w:abstractNum>
+  <w:abstractNum w:abstractNumId="1" w15:restartNumberingAfterBreak="0">
+    <w:nsid w:val="3168121A"/>
+    <w:multiLevelType w:val="multilevel"/>
+    <w:tmpl w:val="2250D02A"/>
+    <w:lvl w:ilvl="0">
+      <w:start w:val="1"/>
+      <w:numFmt w:val="bullet"/>
+      <w:lvlText w:val=""/>
+      <w:lvlJc w:val="left"/>
+      <w:pPr>
+        <w:tabs>
+          <w:tab w:val="num" w:pos="720"/>
+        </w:tabs>
+        <w:ind w:left="720" w:hanging="360"/>
+      </w:pPr>
+      <w:rPr>
+        <w:rFonts w:ascii="Symbol" w:hAnsi="Symbol" w:hint="default"/>
+        <w:sz w:val="20"/>
+      </w:rPr>
+    </w:lvl>
+    <w:lvl w:ilvl="1" w:tentative="1">
+      <w:start w:val="1"/>
+      <w:numFmt w:val="bullet"/>
+      <w:lvlText w:val="o"/>
+      <w:lvlJc w:val="left"/>
+      <w:pPr>
+        <w:tabs>
+          <w:tab w:val="num" w:pos="1440"/>
+        </w:tabs>
+        <w:ind w:left="1440" w:hanging="360"/>
+      </w:pPr>
+      <w:rPr>
+        <w:rFonts w:ascii="Courier New" w:hAnsi="Courier New" w:hint="default"/>
+        <w:sz w:val="20"/>
+      </w:rPr>
+    </w:lvl>
+    <w:lvl w:ilvl="2" w:tentative="1">
+      <w:start w:val="1"/>
+      <w:numFmt w:val="bullet"/>
+      <w:lvlText w:val=""/>
+      <w:lvlJc w:val="left"/>
+      <w:pPr>
+        <w:tabs>
+          <w:tab w:val="num" w:pos="2160"/>
+        </w:tabs>
+        <w:ind w:left="2160" w:hanging="360"/>
+      </w:pPr>
+      <w:rPr>
+        <w:rFonts w:ascii="Wingdings" w:hAnsi="Wingdings" w:hint="default"/>
+        <w:sz w:val="20"/>
+      </w:rPr>
+    </w:lvl>
+    <w:lvl w:ilvl="3" w:tentative="1">
+      <w:start w:val="1"/>
+      <w:numFmt w:val="bullet"/>
+      <w:lvlText w:val=""/>
+      <w:lvlJc w:val="left"/>
+      <w:pPr>
+        <w:tabs>
+          <w:tab w:val="num" w:pos="2880"/>
+        </w:tabs>
+        <w:ind w:left="2880" w:hanging="360"/>
+      </w:pPr>
+      <w:rPr>
+        <w:rFonts w:ascii="Wingdings" w:hAnsi="Wingdings" w:hint="default"/>
+        <w:sz w:val="20"/>
+      </w:rPr>
+    </w:lvl>
+    <w:lvl w:ilvl="4" w:tentative="1">
+      <w:start w:val="1"/>
+      <w:numFmt w:val="bullet"/>
+      <w:lvlText w:val=""/>
+      <w:lvlJc w:val="left"/>
+      <w:pPr>
+        <w:tabs>
+          <w:tab w:val="num" w:pos="3600"/>
+        </w:tabs>
+        <w:ind w:left="3600" w:hanging="360"/>
+      </w:pPr>
+      <w:rPr>
+        <w:rFonts w:ascii="Wingdings" w:hAnsi="Wingdings" w:hint="default"/>
+        <w:sz w:val="20"/>
+      </w:rPr>
+    </w:lvl>
+    <w:lvl w:ilvl="5" w:tentative="1">
+      <w:start w:val="1"/>
+      <w:numFmt w:val="bullet"/>
+      <w:lvlText w:val=""/>
+      <w:lvlJc w:val="left"/>
+      <w:pPr>
+        <w:tabs>
+          <w:tab w:val="num" w:pos="4320"/>
+        </w:tabs>
+        <w:ind w:left="4320" w:hanging="360"/>
+      </w:pPr>
+      <w:rPr>
+        <w:rFonts w:ascii="Wingdings" w:hAnsi="Wingdings" w:hint="default"/>
+        <w:sz w:val="20"/>
+      </w:rPr>
+    </w:lvl>
+    <w:lvl w:ilvl="6" w:tentative="1">
+      <w:start w:val="1"/>
+      <w:numFmt w:val="bullet"/>
+      <w:lvlText w:val=""/>
+      <w:lvlJc w:val="left"/>
+      <w:pPr>
+        <w:tabs>
+          <w:tab w:val="num" w:pos="5040"/>
+        </w:tabs>
+        <w:ind w:left="5040" w:hanging="360"/>
+      </w:pPr>
+      <w:rPr>
+        <w:rFonts w:ascii="Wingdings" w:hAnsi="Wingdings" w:hint="default"/>
+        <w:sz w:val="20"/>
+      </w:rPr>
+    </w:lvl>
+    <w:lvl w:ilvl="7" w:tentative="1">
+      <w:start w:val="1"/>
+      <w:numFmt w:val="bullet"/>
+      <w:lvlText w:val=""/>
+      <w:lvlJc w:val="left"/>
+      <w:pPr>
+        <w:tabs>
+          <w:tab w:val="num" w:pos="5760"/>
+        </w:tabs>
+        <w:ind w:left="5760" w:hanging="360"/>
+      </w:pPr>
+      <w:rPr>
+        <w:rFonts w:ascii="Wingdings" w:hAnsi="Wingdings" w:hint="default"/>
+        <w:sz w:val="20"/>
+      </w:rPr>
+    </w:lvl>
+    <w:lvl w:ilvl="8" w:tentative="1">
+      <w:start w:val="1"/>
+      <w:numFmt w:val="bullet"/>
+      <w:lvlText w:val=""/>
+      <w:lvlJc w:val="left"/>
+      <w:pPr>
+        <w:tabs>
+          <w:tab w:val="num" w:pos="6480"/>
+        </w:tabs>
+        <w:ind w:left="6480" w:hanging="360"/>
+      </w:pPr>
+      <w:rPr>
+        <w:rFonts w:ascii="Wingdings" w:hAnsi="Wingdings" w:hint="default"/>
+        <w:sz w:val="20"/>
+      </w:rPr>
+    </w:lvl>
+  </w:abstractNum>
+  <w:abstractNum w:abstractNumId="2" w15:restartNumberingAfterBreak="0">
+    <w:nsid w:val="410935E4"/>
+    <w:multiLevelType w:val="multilevel"/>
+    <w:tmpl w:val="47EC87F8"/>
+    <w:lvl w:ilvl="0">
+      <w:start w:val="1"/>
+      <w:numFmt w:val="bullet"/>
+      <w:lvlText w:val=""/>
+      <w:lvlJc w:val="left"/>
+      <w:pPr>
+        <w:tabs>
+          <w:tab w:val="num" w:pos="720"/>
+        </w:tabs>
+        <w:ind w:left="720" w:hanging="360"/>
+      </w:pPr>
+      <w:rPr>
+        <w:rFonts w:ascii="Symbol" w:hAnsi="Symbol" w:hint="default"/>
+        <w:sz w:val="20"/>
+      </w:rPr>
+    </w:lvl>
+    <w:lvl w:ilvl="1" w:tentative="1">
+      <w:start w:val="1"/>
+      <w:numFmt w:val="bullet"/>
+      <w:lvlText w:val="o"/>
+      <w:lvlJc w:val="left"/>
+      <w:pPr>
+        <w:tabs>
+          <w:tab w:val="num" w:pos="1440"/>
+        </w:tabs>
+        <w:ind w:left="1440" w:hanging="360"/>
+      </w:pPr>
+      <w:rPr>
+        <w:rFonts w:ascii="Courier New" w:hAnsi="Courier New" w:hint="default"/>
+        <w:sz w:val="20"/>
+      </w:rPr>
+    </w:lvl>
+    <w:lvl w:ilvl="2" w:tentative="1">
+      <w:start w:val="1"/>
+      <w:numFmt w:val="bullet"/>
+      <w:lvlText w:val=""/>
+      <w:lvlJc w:val="left"/>
+      <w:pPr>
+        <w:tabs>
+          <w:tab w:val="num" w:pos="2160"/>
+        </w:tabs>
+        <w:ind w:left="2160" w:hanging="360"/>
+      </w:pPr>
+      <w:rPr>
+        <w:rFonts w:ascii="Wingdings" w:hAnsi="Wingdings" w:hint="default"/>
+        <w:sz w:val="20"/>
+      </w:rPr>
+    </w:lvl>
+    <w:lvl w:ilvl="3" w:tentative="1">
+      <w:start w:val="1"/>
+      <w:numFmt w:val="bullet"/>
+      <w:lvlText w:val=""/>
+      <w:lvlJc w:val="left"/>
+      <w:pPr>
+        <w:tabs>
+          <w:tab w:val="num" w:pos="2880"/>
+        </w:tabs>
+        <w:ind w:left="2880" w:hanging="360"/>
+      </w:pPr>
+      <w:rPr>
+        <w:rFonts w:ascii="Wingdings" w:hAnsi="Wingdings" w:hint="default"/>
+        <w:sz w:val="20"/>
+      </w:rPr>
+    </w:lvl>
+    <w:lvl w:ilvl="4" w:tentative="1">
+      <w:start w:val="1"/>
+      <w:numFmt w:val="bullet"/>
+      <w:lvlText w:val=""/>
+      <w:lvlJc w:val="left"/>
+      <w:pPr>
+        <w:tabs>
+          <w:tab w:val="num" w:pos="3600"/>
+        </w:tabs>
+        <w:ind w:left="3600" w:hanging="360"/>
+      </w:pPr>
+      <w:rPr>
+        <w:rFonts w:ascii="Wingdings" w:hAnsi="Wingdings" w:hint="default"/>
+        <w:sz w:val="20"/>
+      </w:rPr>
+    </w:lvl>
+    <w:lvl w:ilvl="5" w:tentative="1">
+      <w:start w:val="1"/>
+      <w:numFmt w:val="bullet"/>
+      <w:lvlText w:val=""/>
+      <w:lvlJc w:val="left"/>
+      <w:pPr>
+        <w:tabs>
+          <w:tab w:val="num" w:pos="4320"/>
+        </w:tabs>
+        <w:ind w:left="4320" w:hanging="360"/>
+      </w:pPr>
+      <w:rPr>
+        <w:rFonts w:ascii="Wingdings" w:hAnsi="Wingdings" w:hint="default"/>
+        <w:sz w:val="20"/>
+      </w:rPr>
+    </w:lvl>
+    <w:lvl w:ilvl="6" w:tentative="1">
+      <w:start w:val="1"/>
+      <w:numFmt w:val="bullet"/>
+      <w:lvlText w:val=""/>
+      <w:lvlJc w:val="left"/>
+      <w:pPr>
+        <w:tabs>
+          <w:tab w:val="num" w:pos="5040"/>
+        </w:tabs>
+        <w:ind w:left="5040" w:hanging="360"/>
+      </w:pPr>
+      <w:rPr>
+        <w:rFonts w:ascii="Wingdings" w:hAnsi="Wingdings" w:hint="default"/>
+        <w:sz w:val="20"/>
+      </w:rPr>
+    </w:lvl>
+    <w:lvl w:ilvl="7" w:tentative="1">
+      <w:start w:val="1"/>
+      <w:numFmt w:val="bullet"/>
+      <w:lvlText w:val=""/>
+      <w:lvlJc w:val="left"/>
+      <w:pPr>
+        <w:tabs>
+          <w:tab w:val="num" w:pos="5760"/>
+        </w:tabs>
+        <w:ind w:left="5760" w:hanging="360"/>
+      </w:pPr>
+      <w:rPr>
+        <w:rFonts w:ascii="Wingdings" w:hAnsi="Wingdings" w:hint="default"/>
+        <w:sz w:val="20"/>
+      </w:rPr>
+    </w:lvl>
+    <w:lvl w:ilvl="8" w:tentative="1">
+      <w:start w:val="1"/>
+      <w:numFmt w:val="bullet"/>
+      <w:lvlText w:val=""/>
+      <w:lvlJc w:val="left"/>
+      <w:pPr>
+        <w:tabs>
+          <w:tab w:val="num" w:pos="6480"/>
+        </w:tabs>
+        <w:ind w:left="6480" w:hanging="360"/>
+      </w:pPr>
+      <w:rPr>
+        <w:rFonts w:ascii="Wingdings" w:hAnsi="Wingdings" w:hint="default"/>
+        <w:sz w:val="20"/>
+      </w:rPr>
+    </w:lvl>
+  </w:abstractNum>
+  <w:abstractNum w:abstractNumId="3" w15:restartNumberingAfterBreak="0">
+    <w:nsid w:val="6A580A0E"/>
+    <w:multiLevelType w:val="multilevel"/>
+    <w:tmpl w:val="F072FA46"/>
+    <w:lvl w:ilvl="0">
+      <w:start w:val="1"/>
+      <w:numFmt w:val="bullet"/>
+      <w:lvlText w:val=""/>
+      <w:lvlJc w:val="left"/>
+      <w:pPr>
+        <w:tabs>
+          <w:tab w:val="num" w:pos="720"/>
+        </w:tabs>
+        <w:ind w:left="720" w:hanging="360"/>
+      </w:pPr>
+      <w:rPr>
+        <w:rFonts w:ascii="Symbol" w:hAnsi="Symbol" w:hint="default"/>
+        <w:sz w:val="20"/>
+      </w:rPr>
+    </w:lvl>
+    <w:lvl w:ilvl="1" w:tentative="1">
+      <w:start w:val="1"/>
+      <w:numFmt w:val="bullet"/>
+      <w:lvlText w:val="o"/>
+      <w:lvlJc w:val="left"/>
+      <w:pPr>
+        <w:tabs>
+          <w:tab w:val="num" w:pos="1440"/>
+        </w:tabs>
+        <w:ind w:left="1440" w:hanging="360"/>
+      </w:pPr>
+      <w:rPr>
+        <w:rFonts w:ascii="Courier New" w:hAnsi="Courier New" w:hint="default"/>
+        <w:sz w:val="20"/>
+      </w:rPr>
+    </w:lvl>
+    <w:lvl w:ilvl="2" w:tentative="1">
+      <w:start w:val="1"/>
+      <w:numFmt w:val="bullet"/>
+      <w:lvlText w:val=""/>
+      <w:lvlJc w:val="left"/>
+      <w:pPr>
+        <w:tabs>
+          <w:tab w:val="num" w:pos="2160"/>
+        </w:tabs>
+        <w:ind w:left="2160" w:hanging="360"/>
+      </w:pPr>
+      <w:rPr>
+        <w:rFonts w:ascii="Wingdings" w:hAnsi="Wingdings" w:hint="default"/>
+        <w:sz w:val="20"/>
+      </w:rPr>
+    </w:lvl>
+    <w:lvl w:ilvl="3" w:tentative="1">
+      <w:start w:val="1"/>
+      <w:numFmt w:val="bullet"/>
+      <w:lvlText w:val=""/>
+      <w:lvlJc w:val="left"/>
+      <w:pPr>
+        <w:tabs>
+          <w:tab w:val="num" w:pos="2880"/>
+        </w:tabs>
+        <w:ind w:left="2880" w:hanging="360"/>
+      </w:pPr>
+      <w:rPr>
+        <w:rFonts w:ascii="Wingdings" w:hAnsi="Wingdings" w:hint="default"/>
+        <w:sz w:val="20"/>
+      </w:rPr>
+    </w:lvl>
+    <w:lvl w:ilvl="4" w:tentative="1">
+      <w:start w:val="1"/>
+      <w:numFmt w:val="bullet"/>
+      <w:lvlText w:val=""/>
+      <w:lvlJc w:val="left"/>
+      <w:pPr>
+        <w:tabs>
+          <w:tab w:val="num" w:pos="3600"/>
+        </w:tabs>
+        <w:ind w:left="3600" w:hanging="360"/>
+      </w:pPr>
+      <w:rPr>
+        <w:rFonts w:ascii="Wingdings" w:hAnsi="Wingdings" w:hint="default"/>
+        <w:sz w:val="20"/>
+      </w:rPr>
+    </w:lvl>
+    <w:lvl w:ilvl="5" w:tentative="1">
+      <w:start w:val="1"/>
+      <w:numFmt w:val="bullet"/>
+      <w:lvlText w:val=""/>
+      <w:lvlJc w:val="left"/>
+      <w:pPr>
+        <w:tabs>
+          <w:tab w:val="num" w:pos="4320"/>
+        </w:tabs>
+        <w:ind w:left="4320" w:hanging="360"/>
+      </w:pPr>
+      <w:rPr>
+        <w:rFonts w:ascii="Wingdings" w:hAnsi="Wingdings" w:hint="default"/>
+        <w:sz w:val="20"/>
+      </w:rPr>
+    </w:lvl>
+    <w:lvl w:ilvl="6" w:tentative="1">
+      <w:start w:val="1"/>
+      <w:numFmt w:val="bullet"/>
+      <w:lvlText w:val=""/>
+      <w:lvlJc w:val="left"/>
+      <w:pPr>
+        <w:tabs>
+          <w:tab w:val="num" w:pos="5040"/>
+        </w:tabs>
+        <w:ind w:left="5040" w:hanging="360"/>
+      </w:pPr>
+      <w:rPr>
+        <w:rFonts w:ascii="Wingdings" w:hAnsi="Wingdings" w:hint="default"/>
+        <w:sz w:val="20"/>
+      </w:rPr>
+    </w:lvl>
+    <w:lvl w:ilvl="7" w:tentative="1">
+      <w:start w:val="1"/>
+      <w:numFmt w:val="bullet"/>
+      <w:lvlText w:val=""/>
+      <w:lvlJc w:val="left"/>
+      <w:pPr>
+        <w:tabs>
+          <w:tab w:val="num" w:pos="5760"/>
+        </w:tabs>
+        <w:ind w:left="5760" w:hanging="360"/>
+      </w:pPr>
+      <w:rPr>
+        <w:rFonts w:ascii="Wingdings" w:hAnsi="Wingdings" w:hint="default"/>
+        <w:sz w:val="20"/>
+      </w:rPr>
+    </w:lvl>
+    <w:lvl w:ilvl="8" w:tentative="1">
+      <w:start w:val="1"/>
+      <w:numFmt w:val="bullet"/>
+      <w:lvlText w:val=""/>
+      <w:lvlJc w:val="left"/>
+      <w:pPr>
+        <w:tabs>
+          <w:tab w:val="num" w:pos="6480"/>
+        </w:tabs>
+        <w:ind w:left="6480" w:hanging="360"/>
+      </w:pPr>
+      <w:rPr>
+        <w:rFonts w:ascii="Wingdings" w:hAnsi="Wingdings" w:hint="default"/>
+        <w:sz w:val="20"/>
+      </w:rPr>
+    </w:lvl>
+  </w:abstractNum>
+  <w:abstractNum w:abstractNumId="4" w15:restartNumberingAfterBreak="0">
+    <w:nsid w:val="6B317E80"/>
+    <w:multiLevelType w:val="multilevel"/>
+    <w:tmpl w:val="95FEDF36"/>
+    <w:lvl w:ilvl="0">
+      <w:start w:val="1"/>
+      <w:numFmt w:val="bullet"/>
+      <w:lvlText w:val=""/>
+      <w:lvlJc w:val="left"/>
+      <w:pPr>
+        <w:tabs>
+          <w:tab w:val="num" w:pos="720"/>
+        </w:tabs>
+        <w:ind w:left="720" w:hanging="360"/>
+      </w:pPr>
+      <w:rPr>
+        <w:rFonts w:ascii="Symbol" w:hAnsi="Symbol" w:hint="default"/>
+        <w:sz w:val="20"/>
+      </w:rPr>
+    </w:lvl>
+    <w:lvl w:ilvl="1" w:tentative="1">
+      <w:start w:val="1"/>
+      <w:numFmt w:val="bullet"/>
+      <w:lvlText w:val="o"/>
+      <w:lvlJc w:val="left"/>
+      <w:pPr>
+        <w:tabs>
+          <w:tab w:val="num" w:pos="1440"/>
+        </w:tabs>
+        <w:ind w:left="1440" w:hanging="360"/>
+      </w:pPr>
+      <w:rPr>
+        <w:rFonts w:ascii="Courier New" w:hAnsi="Courier New" w:hint="default"/>
+        <w:sz w:val="20"/>
+      </w:rPr>
+    </w:lvl>
+    <w:lvl w:ilvl="2" w:tentative="1">
+      <w:start w:val="1"/>
+      <w:numFmt w:val="bullet"/>
+      <w:lvlText w:val=""/>
+      <w:lvlJc w:val="left"/>
+      <w:pPr>
+        <w:tabs>
+          <w:tab w:val="num" w:pos="2160"/>
+        </w:tabs>
+        <w:ind w:left="2160" w:hanging="360"/>
+      </w:pPr>
+      <w:rPr>
+        <w:rFonts w:ascii="Wingdings" w:hAnsi="Wingdings" w:hint="default"/>
+        <w:sz w:val="20"/>
+      </w:rPr>
+    </w:lvl>
+    <w:lvl w:ilvl="3" w:tentative="1">
+      <w:start w:val="1"/>
+      <w:numFmt w:val="bullet"/>
+      <w:lvlText w:val=""/>
+      <w:lvlJc w:val="left"/>
+      <w:pPr>
+        <w:tabs>
+          <w:tab w:val="num" w:pos="2880"/>
+        </w:tabs>
+        <w:ind w:left="2880" w:hanging="360"/>
+      </w:pPr>
+      <w:rPr>
+        <w:rFonts w:ascii="Wingdings" w:hAnsi="Wingdings" w:hint="default"/>
+        <w:sz w:val="20"/>
+      </w:rPr>
+    </w:lvl>
+    <w:lvl w:ilvl="4" w:tentative="1">
+      <w:start w:val="1"/>
+      <w:numFmt w:val="bullet"/>
+      <w:lvlText w:val=""/>
+      <w:lvlJc w:val="left"/>
+      <w:pPr>
+        <w:tabs>
+          <w:tab w:val="num" w:pos="3600"/>
+        </w:tabs>
+        <w:ind w:left="3600" w:hanging="360"/>
+      </w:pPr>
+      <w:rPr>
+        <w:rFonts w:ascii="Wingdings" w:hAnsi="Wingdings" w:hint="default"/>
+        <w:sz w:val="20"/>
+      </w:rPr>
+    </w:lvl>
+    <w:lvl w:ilvl="5" w:tentative="1">
+      <w:start w:val="1"/>
+      <w:numFmt w:val="bullet"/>
+      <w:lvlText w:val=""/>
+      <w:lvlJc w:val="left"/>
+      <w:pPr>
+        <w:tabs>
+          <w:tab w:val="num" w:pos="4320"/>
+        </w:tabs>
+        <w:ind w:left="4320" w:hanging="360"/>
+      </w:pPr>
+      <w:rPr>
+        <w:rFonts w:ascii="Wingdings" w:hAnsi="Wingdings" w:hint="default"/>
+        <w:sz w:val="20"/>
+      </w:rPr>
+    </w:lvl>
+    <w:lvl w:ilvl="6" w:tentative="1">
+      <w:start w:val="1"/>
+      <w:numFmt w:val="bullet"/>
+      <w:lvlText w:val=""/>
+      <w:lvlJc w:val="left"/>
+      <w:pPr>
+        <w:tabs>
+          <w:tab w:val="num" w:pos="5040"/>
+        </w:tabs>
+        <w:ind w:left="5040" w:hanging="360"/>
+      </w:pPr>
+      <w:rPr>
+        <w:rFonts w:ascii="Wingdings" w:hAnsi="Wingdings" w:hint="default"/>
+        <w:sz w:val="20"/>
+      </w:rPr>
+    </w:lvl>
+    <w:lvl w:ilvl="7" w:tentative="1">
+      <w:start w:val="1"/>
+      <w:numFmt w:val="bullet"/>
+      <w:lvlText w:val=""/>
+      <w:lvlJc w:val="left"/>
+      <w:pPr>
+        <w:tabs>
+          <w:tab w:val="num" w:pos="5760"/>
+        </w:tabs>
+        <w:ind w:left="5760" w:hanging="360"/>
+      </w:pPr>
+      <w:rPr>
+        <w:rFonts w:ascii="Wingdings" w:hAnsi="Wingdings" w:hint="default"/>
+        <w:sz w:val="20"/>
+      </w:rPr>
+    </w:lvl>
+    <w:lvl w:ilvl="8" w:tentative="1">
+      <w:start w:val="1"/>
+      <w:numFmt w:val="bullet"/>
+      <w:lvlText w:val=""/>
+      <w:lvlJc w:val="left"/>
+      <w:pPr>
+        <w:tabs>
+          <w:tab w:val="num" w:pos="6480"/>
+        </w:tabs>
+        <w:ind w:left="6480" w:hanging="360"/>
+      </w:pPr>
+      <w:rPr>
+        <w:rFonts w:ascii="Wingdings" w:hAnsi="Wingdings" w:hint="default"/>
+        <w:sz w:val="20"/>
+      </w:rPr>
+    </w:lvl>
+  </w:abstractNum>
+  <w:num w:numId="1" w16cid:durableId="1301761451">
+    <w:abstractNumId w:val="4"/>
+  </w:num>
+  <w:num w:numId="2" w16cid:durableId="3095606">
+    <w:abstractNumId w:val="3"/>
+  </w:num>
+  <w:num w:numId="3" w16cid:durableId="1228033854">
+    <w:abstractNumId w:val="0"/>
+  </w:num>
+  <w:num w:numId="4" w16cid:durableId="1212961131">
+    <w:abstractNumId w:val="1"/>
+  </w:num>
+  <w:num w:numId="5" w16cid:durableId="1721175729">
+    <w:abstractNumId w:val="2"/>
+  </w:num>
+</w:numbering>
 </file>
 
 <file path=word/styles.xml><?xml version="1.0" encoding="utf-8"?>
